--- a/Farm_Master_Web_App_Project_Workflow_and_Documentation_Guide.docx
+++ b/Farm_Master_Web_App_Project_Workflow_and_Documentation_Guide.docx
@@ -62,7 +62,7 @@
         <w:spacing w:after="160"/>
       </w:pPr>
       <w:r>
-        <w:t xml:space="preserve">Tell Claude: the three external user types (Farmers/farmer unions, Buyers — institutional/MoFA-linked and private, and Vendors — third-party and Farm Master-owned) plus the internal roles (Agronomist, Logistics, Admin) that need distinct permissions. Confirm the core problem — fragmented smallholder market access, inconsistent input/mechanisation access, and buyers unable to source consistent, specification-compliant volumes. Give Claude the 3–5 must-have features for the pilot (e.g. buyer crop request + commitment fee payment, farmer opportunity board + production formula, vendor input ordering with logistics dispatch), and the confirmed tech constraints: responsive web app as primary build, USSD/SMS fallback for farmers without smartphones, mobile money as the primary payment rail (MTN MoMo, Vodafone Cash, AirtelTigo Money), and a central relational database supporting full order-to-farm-to-buyer traceability. Claude turns this into a scoped feature list, by portal, for you to correct before moving on.</w:t>
+        <w:t>Tell Claude: the three external user types (Farmers/farmer unions, Buyers — institutional/MoFA-linked and private, and Vendors — third-party and Farm Master-owned) plus the internal roles (Agronomist, Logistics, Admin) that need distinct permissions. Confirm the core problem — fragmented smallholder market access, inconsistent input/mechanisation access, and buyers unable to source consistent, specification-compliant volumes. Give Claude the 3–5 must-have features for the pilot (e.g. buyer crop request + commitment fee payment, farmer opportunity board + production formula, vendor input ordering with logistics dispatch), and the confirmed tech constraints: responsive web app as primary build — desktop, tablet (iOS and Android), and phone (iOS and Android) as three explicit, first-class breakpoints from Stage 3 onward, not a Stage 4 styling afterthought, USSD/SMS fallback for farmers without smartphones, mobile money as the primary payment rail (MTN MoMo, Vodafone Cash, AirtelTigo Money), and a central relational database supporting full order-to-farm-to-buyer traceability. Claude turns this into a scoped feature list, by portal, for you to correct before moving on.</w:t>
       </w:r>
     </w:p>
     <w:p>
@@ -186,6 +186,15 @@
       </w:r>
     </w:p>
     <w:p>
+      <w:r>
+        <w:rPr>
+          <w:b w:val="0"/>
+          <w:i w:val="0"/>
+        </w:rPr>
+        <w:t>Device responsiveness is checked at this stage, not deferred to Stage 4: for each portal, review the low-fi wireframe at three explicit breakpoints — desktop (≥ 1024px), tablet 768–1023px (iPad/Android tablet), and phone &lt;768px (iPhone/Android) — and confirm how the layout structure itself changes: which grids collapse to fewer columns, whether the top navigation becomes a menu icon, and whether any table needs to scroll or become a card list. Colours and fonts stay out of scope; column counts and nav collapse do not. State up front which portal is phone-first (most likely the Farmer Portal, since farmers are the user type most likely to be on an Android phone) versus desktop/tablet-first, since that changes which breakpoint gets reviewed most critically.</w:t>
+      </w:r>
+    </w:p>
+    <w:p>
       <w:pPr>
         <w:pStyle w:val="Heading1"/>
         <w:spacing w:after="120" w:before="300"/>
@@ -199,7 +208,7 @@
         <w:spacing w:after="160"/>
       </w:pPr>
       <w:r>
-        <w:t xml:space="preserve">Once structure is approved, ask Claude to apply a visual style — reference Farm Master's agribusiness identity (aggregation, trade, agri-inputs, mechanisation) and a mood that reads as trustworthy and rooted in Ghanaian agriculture. Because the Farmer Portal must remain usable on lower-bandwidth, entry-level smartphones and account for varying literacy levels, favour a simple, icon-forward layout with minimal asset weight for that portal specifically — the Buyer and Vendor portals (used by institutional buyers, processors, and vendors on better connections) can carry a more data-dense, dashboard-style treatment. Iterate screen by screen and portal by portal rather than all at once.</w:t>
+        <w:t>Once structure is approved, ask Claude to apply a visual style — reference Farm Master's agribusiness identity (aggregation, trade, agri-inputs, mechanisation) and a mood that reads as trustworthy and rooted in Ghanaian agriculture. Because the Farmer Portal must remain usable on lower-bandwidth, entry-level smartphones and account for varying literacy levels, favour a simple, icon-forward layout with minimal asset weight for that portal specifically — the Buyer and Vendor portals (used by institutional buyers, processors, and vendors on better connections) can carry a more data-dense, dashboard-style treatment. Iterate screen by screen and portal by portal rather than all at once. Carry the Stage 3 breakpoints into the visual system: touch targets ≥ 44px on tablet and phone (iOS Human Interface Guidelines / Android Material minimum) even where a desktop mouse pointer would tolerate smaller ones, and a spacing/type scale that steps down deliberately at each breakpoint rather than shrinking everything uniformly.</w:t>
       </w:r>
     </w:p>
     <w:p>
@@ -394,11 +403,9 @@
           <w:b/>
           <w:bCs/>
         </w:rPr>
-        <w:t xml:space="preserve">Test plan / QA checklist — </w:t>
-      </w:r>
-      <w:r>
-        <w:t xml:space="preserve">what to test before shipping, including role-based access checks (a Farmer cannot see Buyer order data, etc.), mobile money sandbox payment testing, USSD/SMS fallback testing, offline data capture and sync testing at fulfilment centres, low-bandwidth/entry-level device testing for the Farmer Portal, and edge cases and browser/device coverage generally.</w:t>
-      </w:r>
+        <w:t>Test plan / QA checklist — what to test before shipping, including role-based access checks (a Farmer cannot see Buyer order data, etc.), mobile money sandbox payment testing, USSD/SMS fallback testing, offline data capture and sync testing at fulfilment centres, device coverage across desktop, tablet (iOS and Android), and phone (iOS and Android) for every portal, with low-bandwidth/entry-level Android device testing specifically for the Farmer Portal, and edge cases and browser coverage generally.</w:t>
+      </w:r>
+      <w:r/>
     </w:p>
     <w:p>
       <w:pPr>
@@ -575,6 +582,18 @@
       </w:pPr>
       <w:r>
         <w:t xml:space="preserve">Tell Claude the why behind a request — e.g. "this is for farmers on entry-level phones" changes font size, contrast, asset weight, and nav complexity differently than a request for the Buyer or internal Admin views.</w:t>
+      </w:r>
+    </w:p>
+    <w:p>
+      <w:pPr>
+        <w:pStyle w:val="ListParagraph"/>
+      </w:pPr>
+      <w:r>
+        <w:rPr>
+          <w:b w:val="0"/>
+          <w:i w:val="0"/>
+        </w:rPr>
+        <w:t>Say which device and breakpoint you're looking at when giving layout feedback — “this is broken on my Android phone” changes what Claude checks differently than “this looks cramped on an iPad.”</w:t>
       </w:r>
     </w:p>
     <w:p>
